--- a/Rik/Python React/RIK JANSEN.docx
+++ b/Rik/Python React/RIK JANSEN.docx
@@ -130,8 +130,6 @@
         </w:pBdr>
         <w:spacing w:before="120" w:after="80"/>
       </w:pPr>
-      <w:bookmarkStart w:id="0" w:name="_GoBack"/>
-      <w:bookmarkEnd w:id="0"/>
       <w:r>
         <w:rPr>
           <w:b/>
@@ -175,25 +173,7 @@
           <w:sz w:val="21"/>
           <w:szCs w:val="21"/>
         </w:rPr>
-        <w:t xml:space="preserve"> and modern React frontends for production systems, with a strong focus on scalability, security, and operational excellence. I build clean, maintainable architectures with well</w:t>
-      </w:r>
-      <w:r>
-        <w:rPr>
-          <w:rFonts w:ascii="Arial" w:eastAsia="Arial" w:hAnsi="Arial" w:cs="Arial"/>
-          <w:color w:val="111111"/>
-          <w:sz w:val="21"/>
-          <w:szCs w:val="21"/>
-        </w:rPr>
-        <w:t>-defined contracts, pragmatic domain boundaries, and strong automated testing, while partnering closely with product and stakeholders to turn ambiguous requirements into reliable releases. I’m comfortable owning systems end-to-end—from design and implement</w:t>
-      </w:r>
-      <w:r>
-        <w:rPr>
-          <w:rFonts w:ascii="Arial" w:eastAsia="Arial" w:hAnsi="Arial" w:cs="Arial"/>
-          <w:color w:val="111111"/>
-          <w:sz w:val="21"/>
-          <w:szCs w:val="21"/>
-        </w:rPr>
-        <w:t xml:space="preserve">ation to CI/CD, </w:t>
+        <w:t xml:space="preserve"> and modern React frontends for production systems, with a strong focus on scalability, security, and operational excellence. I build clean, maintainable architectures with well-defined contracts, pragmatic domain boundaries, and strong automated testing, while partnering closely with product and stakeholders to turn ambiguous requirements into reliable releases. I’m comfortable owning systems end-to-end—from design and implementation to CI/CD, </w:t>
       </w:r>
       <w:proofErr w:type="spellStart"/>
       <w:r>
@@ -259,12 +239,6 @@
         <w:gridCol w:w="2545"/>
       </w:tblGrid>
       <w:tr>
-        <w:tblPrEx>
-          <w:tblCellMar>
-            <w:top w:w="0" w:type="dxa"/>
-            <w:bottom w:w="0" w:type="dxa"/>
-          </w:tblCellMar>
-        </w:tblPrEx>
         <w:tc>
           <w:tcPr>
             <w:tcW w:w="1250" w:type="pct"/>
@@ -391,12 +365,6 @@
         </w:tc>
       </w:tr>
       <w:tr>
-        <w:tblPrEx>
-          <w:tblCellMar>
-            <w:top w:w="0" w:type="dxa"/>
-            <w:bottom w:w="0" w:type="dxa"/>
-          </w:tblCellMar>
-        </w:tblPrEx>
         <w:tc>
           <w:tcPr>
             <w:tcW w:w="1250" w:type="pct"/>
@@ -534,12 +502,6 @@
         </w:tc>
       </w:tr>
       <w:tr>
-        <w:tblPrEx>
-          <w:tblCellMar>
-            <w:top w:w="0" w:type="dxa"/>
-            <w:bottom w:w="0" w:type="dxa"/>
-          </w:tblCellMar>
-        </w:tblPrEx>
         <w:tc>
           <w:tcPr>
             <w:tcW w:w="1250" w:type="pct"/>
@@ -703,12 +665,6 @@
         </w:tc>
       </w:tr>
       <w:tr>
-        <w:tblPrEx>
-          <w:tblCellMar>
-            <w:top w:w="0" w:type="dxa"/>
-            <w:bottom w:w="0" w:type="dxa"/>
-          </w:tblCellMar>
-        </w:tblPrEx>
         <w:tc>
           <w:tcPr>
             <w:tcW w:w="1250" w:type="pct"/>
@@ -855,12 +811,6 @@
         </w:tc>
       </w:tr>
       <w:tr>
-        <w:tblPrEx>
-          <w:tblCellMar>
-            <w:top w:w="0" w:type="dxa"/>
-            <w:bottom w:w="0" w:type="dxa"/>
-          </w:tblCellMar>
-        </w:tblPrEx>
         <w:tc>
           <w:tcPr>
             <w:tcW w:w="1250" w:type="pct"/>
@@ -985,12 +935,6 @@
         </w:tc>
       </w:tr>
       <w:tr>
-        <w:tblPrEx>
-          <w:tblCellMar>
-            <w:top w:w="0" w:type="dxa"/>
-            <w:bottom w:w="0" w:type="dxa"/>
-          </w:tblCellMar>
-        </w:tblPrEx>
         <w:tc>
           <w:tcPr>
             <w:tcW w:w="1250" w:type="pct"/>
@@ -1113,12 +1057,6 @@
         </w:tc>
       </w:tr>
       <w:tr>
-        <w:tblPrEx>
-          <w:tblCellMar>
-            <w:top w:w="0" w:type="dxa"/>
-            <w:bottom w:w="0" w:type="dxa"/>
-          </w:tblCellMar>
-        </w:tblPrEx>
         <w:tc>
           <w:tcPr>
             <w:tcW w:w="1250" w:type="pct"/>
@@ -1241,12 +1179,6 @@
         </w:tc>
       </w:tr>
       <w:tr>
-        <w:tblPrEx>
-          <w:tblCellMar>
-            <w:top w:w="0" w:type="dxa"/>
-            <w:bottom w:w="0" w:type="dxa"/>
-          </w:tblCellMar>
-        </w:tblPrEx>
         <w:tc>
           <w:tcPr>
             <w:tcW w:w="1250" w:type="pct"/>
@@ -1387,29 +1319,12 @@
                 <w:sz w:val="19"/>
                 <w:szCs w:val="19"/>
               </w:rPr>
-              <w:t xml:space="preserve"> (Web Vita</w:t>
-            </w:r>
-            <w:r>
-              <w:rPr>
-                <w:rFonts w:ascii="Arial" w:eastAsia="Arial" w:hAnsi="Arial" w:cs="Arial"/>
-                <w:b/>
-                <w:bCs/>
-                <w:color w:val="111111"/>
-                <w:sz w:val="19"/>
-                <w:szCs w:val="19"/>
-              </w:rPr>
-              <w:t>ls)</w:t>
+              <w:t xml:space="preserve"> (Web Vitals)</w:t>
             </w:r>
           </w:p>
         </w:tc>
       </w:tr>
       <w:tr>
-        <w:tblPrEx>
-          <w:tblCellMar>
-            <w:top w:w="0" w:type="dxa"/>
-            <w:bottom w:w="0" w:type="dxa"/>
-          </w:tblCellMar>
-        </w:tblPrEx>
         <w:tc>
           <w:tcPr>
             <w:tcW w:w="1250" w:type="pct"/>
@@ -1536,12 +1451,6 @@
         </w:tc>
       </w:tr>
       <w:tr>
-        <w:tblPrEx>
-          <w:tblCellMar>
-            <w:top w:w="0" w:type="dxa"/>
-            <w:bottom w:w="0" w:type="dxa"/>
-          </w:tblCellMar>
-        </w:tblPrEx>
         <w:tc>
           <w:tcPr>
             <w:tcW w:w="1250" w:type="pct"/>
@@ -1666,12 +1575,6 @@
         </w:tc>
       </w:tr>
       <w:tr>
-        <w:tblPrEx>
-          <w:tblCellMar>
-            <w:top w:w="0" w:type="dxa"/>
-            <w:bottom w:w="0" w:type="dxa"/>
-          </w:tblCellMar>
-        </w:tblPrEx>
         <w:tc>
           <w:tcPr>
             <w:tcW w:w="1250" w:type="pct"/>
@@ -1794,12 +1697,6 @@
         </w:tc>
       </w:tr>
       <w:tr>
-        <w:tblPrEx>
-          <w:tblCellMar>
-            <w:top w:w="0" w:type="dxa"/>
-            <w:bottom w:w="0" w:type="dxa"/>
-          </w:tblCellMar>
-        </w:tblPrEx>
         <w:tc>
           <w:tcPr>
             <w:tcW w:w="1250" w:type="pct"/>
@@ -1928,12 +1825,6 @@
         </w:tc>
       </w:tr>
       <w:tr>
-        <w:tblPrEx>
-          <w:tblCellMar>
-            <w:top w:w="0" w:type="dxa"/>
-            <w:bottom w:w="0" w:type="dxa"/>
-          </w:tblCellMar>
-        </w:tblPrEx>
         <w:tc>
           <w:tcPr>
             <w:tcW w:w="1250" w:type="pct"/>
@@ -2058,12 +1949,6 @@
         </w:tc>
       </w:tr>
       <w:tr>
-        <w:tblPrEx>
-          <w:tblCellMar>
-            <w:top w:w="0" w:type="dxa"/>
-            <w:bottom w:w="0" w:type="dxa"/>
-          </w:tblCellMar>
-        </w:tblPrEx>
         <w:tc>
           <w:tcPr>
             <w:tcW w:w="1250" w:type="pct"/>
@@ -2186,12 +2071,6 @@
         </w:tc>
       </w:tr>
       <w:tr>
-        <w:tblPrEx>
-          <w:tblCellMar>
-            <w:top w:w="0" w:type="dxa"/>
-            <w:bottom w:w="0" w:type="dxa"/>
-          </w:tblCellMar>
-        </w:tblPrEx>
         <w:tc>
           <w:tcPr>
             <w:tcW w:w="1250" w:type="pct"/>
@@ -2329,12 +2208,6 @@
         </w:tc>
       </w:tr>
       <w:tr>
-        <w:tblPrEx>
-          <w:tblCellMar>
-            <w:top w:w="0" w:type="dxa"/>
-            <w:bottom w:w="0" w:type="dxa"/>
-          </w:tblCellMar>
-        </w:tblPrEx>
         <w:tc>
           <w:tcPr>
             <w:tcW w:w="1250" w:type="pct"/>
@@ -2457,39 +2330,33 @@
         </w:tc>
       </w:tr>
       <w:tr>
-        <w:tblPrEx>
-          <w:tblCellMar>
-            <w:top w:w="0" w:type="dxa"/>
-            <w:bottom w:w="0" w:type="dxa"/>
-          </w:tblCellMar>
-        </w:tblPrEx>
-        <w:tc>
-          <w:tcPr>
-            <w:tcW w:w="1250" w:type="pct"/>
-            <w:tcBorders>
-              <w:top w:val="none" w:sz="0" w:space="0" w:color="FFFFFF"/>
-              <w:left w:val="none" w:sz="0" w:space="0" w:color="FFFFFF"/>
-              <w:bottom w:val="single" w:sz="4" w:space="0" w:color="CFD5CC"/>
-              <w:right w:val="none" w:sz="0" w:space="0" w:color="FFFFFF"/>
-            </w:tcBorders>
-            <w:tcMar>
-              <w:top w:w="0" w:type="dxa"/>
-              <w:left w:w="0" w:type="dxa"/>
-              <w:bottom w:w="40" w:type="dxa"/>
-              <w:right w:w="0" w:type="dxa"/>
-            </w:tcMar>
-          </w:tcPr>
-          <w:p>
-            <w:r>
-              <w:rPr>
-                <w:rFonts w:ascii="Arial" w:eastAsia="Arial" w:hAnsi="Arial" w:cs="Arial"/>
-                <w:b/>
-                <w:bCs/>
-                <w:color w:val="111111"/>
-                <w:sz w:val="19"/>
-                <w:szCs w:val="19"/>
-              </w:rPr>
-              <w:t>Incident Response</w:t>
+        <w:tc>
+          <w:tcPr>
+            <w:tcW w:w="1250" w:type="pct"/>
+            <w:tcBorders>
+              <w:top w:val="none" w:sz="0" w:space="0" w:color="FFFFFF"/>
+              <w:left w:val="none" w:sz="0" w:space="0" w:color="FFFFFF"/>
+              <w:bottom w:val="single" w:sz="4" w:space="0" w:color="CFD5CC"/>
+              <w:right w:val="none" w:sz="0" w:space="0" w:color="FFFFFF"/>
+            </w:tcBorders>
+            <w:tcMar>
+              <w:top w:w="0" w:type="dxa"/>
+              <w:left w:w="0" w:type="dxa"/>
+              <w:bottom w:w="40" w:type="dxa"/>
+              <w:right w:w="0" w:type="dxa"/>
+            </w:tcMar>
+          </w:tcPr>
+          <w:p>
+            <w:r>
+              <w:rPr>
+                <w:rFonts w:ascii="Arial" w:eastAsia="Arial" w:hAnsi="Arial" w:cs="Arial"/>
+                <w:b/>
+                <w:bCs/>
+                <w:color w:val="111111"/>
+                <w:sz w:val="19"/>
+                <w:szCs w:val="19"/>
+              </w:rPr>
+              <w:t>CRM workflow customization,</w:t>
             </w:r>
           </w:p>
         </w:tc>
@@ -2520,7 +2387,7 @@
                 <w:sz w:val="19"/>
                 <w:szCs w:val="19"/>
               </w:rPr>
-              <w:t>Runbooks</w:t>
+              <w:t>VTiger</w:t>
             </w:r>
             <w:proofErr w:type="spellEnd"/>
             <w:r>
@@ -2532,7 +2399,7 @@
                 <w:sz w:val="19"/>
                 <w:szCs w:val="19"/>
               </w:rPr>
-              <w:t xml:space="preserve"> &amp; On-Call Hygiene</w:t>
+              <w:t xml:space="preserve"> CRM</w:t>
             </w:r>
           </w:p>
         </w:tc>
@@ -2600,12 +2467,6 @@
         </w:tc>
       </w:tr>
       <w:tr>
-        <w:tblPrEx>
-          <w:tblCellMar>
-            <w:top w:w="0" w:type="dxa"/>
-            <w:bottom w:w="0" w:type="dxa"/>
-          </w:tblCellMar>
-        </w:tblPrEx>
         <w:tc>
           <w:tcPr>
             <w:tcW w:w="1250" w:type="pct"/>
@@ -2728,12 +2589,6 @@
         </w:tc>
       </w:tr>
       <w:tr>
-        <w:tblPrEx>
-          <w:tblCellMar>
-            <w:top w:w="0" w:type="dxa"/>
-            <w:bottom w:w="0" w:type="dxa"/>
-          </w:tblCellMar>
-        </w:tblPrEx>
         <w:tc>
           <w:tcPr>
             <w:tcW w:w="1250" w:type="pct"/>
@@ -2856,12 +2711,6 @@
         </w:tc>
       </w:tr>
       <w:tr>
-        <w:tblPrEx>
-          <w:tblCellMar>
-            <w:top w:w="0" w:type="dxa"/>
-            <w:bottom w:w="0" w:type="dxa"/>
-          </w:tblCellMar>
-        </w:tblPrEx>
         <w:tc>
           <w:tcPr>
             <w:tcW w:w="1250" w:type="pct"/>
@@ -2984,12 +2833,6 @@
         </w:tc>
       </w:tr>
       <w:tr>
-        <w:tblPrEx>
-          <w:tblCellMar>
-            <w:top w:w="0" w:type="dxa"/>
-            <w:bottom w:w="0" w:type="dxa"/>
-          </w:tblCellMar>
-        </w:tblPrEx>
         <w:tc>
           <w:tcPr>
             <w:tcW w:w="1250" w:type="pct"/>
@@ -3112,12 +2955,6 @@
         </w:tc>
       </w:tr>
       <w:tr>
-        <w:tblPrEx>
-          <w:tblCellMar>
-            <w:top w:w="0" w:type="dxa"/>
-            <w:bottom w:w="0" w:type="dxa"/>
-          </w:tblCellMar>
-        </w:tblPrEx>
         <w:tc>
           <w:tcPr>
             <w:tcW w:w="1250" w:type="pct"/>
@@ -3204,48 +3041,44 @@
                 <w:sz w:val="19"/>
                 <w:szCs w:val="19"/>
               </w:rPr>
-              <w:t>Technical Discovery Workshops</w:t>
-            </w:r>
-          </w:p>
-        </w:tc>
-        <w:tc>
-          <w:tcPr>
-            <w:tcW w:w="1250" w:type="pct"/>
-            <w:tcBorders>
-              <w:top w:val="none" w:sz="0" w:space="0" w:color="FFFFFF"/>
-              <w:left w:val="none" w:sz="0" w:space="0" w:color="FFFFFF"/>
-              <w:bottom w:val="single" w:sz="4" w:space="0" w:color="CFD5CC"/>
-              <w:right w:val="none" w:sz="0" w:space="0" w:color="FFFFFF"/>
-            </w:tcBorders>
-            <w:tcMar>
-              <w:top w:w="0" w:type="dxa"/>
-              <w:left w:w="0" w:type="dxa"/>
-              <w:bottom w:w="40" w:type="dxa"/>
-              <w:right w:w="0" w:type="dxa"/>
-            </w:tcMar>
-          </w:tcPr>
-          <w:p>
-            <w:r>
-              <w:rPr>
-                <w:rFonts w:ascii="Arial" w:eastAsia="Arial" w:hAnsi="Arial" w:cs="Arial"/>
-                <w:b/>
-                <w:bCs/>
-                <w:color w:val="111111"/>
-                <w:sz w:val="19"/>
-                <w:szCs w:val="19"/>
-              </w:rPr>
-              <w:t>Stakeholder Communication</w:t>
-            </w:r>
+              <w:t>LDAP</w:t>
+            </w:r>
+          </w:p>
+        </w:tc>
+        <w:tc>
+          <w:tcPr>
+            <w:tcW w:w="1250" w:type="pct"/>
+            <w:tcBorders>
+              <w:top w:val="none" w:sz="0" w:space="0" w:color="FFFFFF"/>
+              <w:left w:val="none" w:sz="0" w:space="0" w:color="FFFFFF"/>
+              <w:bottom w:val="single" w:sz="4" w:space="0" w:color="CFD5CC"/>
+              <w:right w:val="none" w:sz="0" w:space="0" w:color="FFFFFF"/>
+            </w:tcBorders>
+            <w:tcMar>
+              <w:top w:w="0" w:type="dxa"/>
+              <w:left w:w="0" w:type="dxa"/>
+              <w:bottom w:w="40" w:type="dxa"/>
+              <w:right w:w="0" w:type="dxa"/>
+            </w:tcMar>
+          </w:tcPr>
+          <w:p>
+            <w:r>
+              <w:rPr>
+                <w:rFonts w:ascii="Arial" w:eastAsia="Arial" w:hAnsi="Arial" w:cs="Arial"/>
+                <w:b/>
+                <w:bCs/>
+                <w:color w:val="111111"/>
+                <w:sz w:val="19"/>
+                <w:szCs w:val="19"/>
+              </w:rPr>
+              <w:t>Active Directory</w:t>
+            </w:r>
+            <w:bookmarkStart w:id="0" w:name="_GoBack"/>
+            <w:bookmarkEnd w:id="0"/>
           </w:p>
         </w:tc>
       </w:tr>
       <w:tr>
-        <w:tblPrEx>
-          <w:tblCellMar>
-            <w:top w:w="0" w:type="dxa"/>
-            <w:bottom w:w="0" w:type="dxa"/>
-          </w:tblCellMar>
-        </w:tblPrEx>
         <w:tc>
           <w:tcPr>
             <w:tcW w:w="1250" w:type="pct"/>
@@ -3368,12 +3201,6 @@
         </w:tc>
       </w:tr>
       <w:tr>
-        <w:tblPrEx>
-          <w:tblCellMar>
-            <w:top w:w="0" w:type="dxa"/>
-            <w:bottom w:w="0" w:type="dxa"/>
-          </w:tblCellMar>
-        </w:tblPrEx>
         <w:tc>
           <w:tcPr>
             <w:tcW w:w="1250" w:type="pct"/>
@@ -3570,7 +3397,6 @@
           <w:rFonts w:ascii="Arial" w:eastAsia="Arial" w:hAnsi="Arial" w:cs="Arial"/>
           <w:color w:val="111111"/>
         </w:rPr>
-        <w:lastRenderedPageBreak/>
         <w:t xml:space="preserve">- Built and evolved </w:t>
       </w:r>
       <w:proofErr w:type="spellStart"/>
@@ -3587,14 +3413,7 @@
           <w:rFonts w:ascii="Arial" w:eastAsia="Arial" w:hAnsi="Arial" w:cs="Arial"/>
           <w:color w:val="111111"/>
         </w:rPr>
-        <w:t xml:space="preserve">-based APIs with strict validation, </w:t>
-      </w:r>
-      <w:r>
-        <w:rPr>
-          <w:rFonts w:ascii="Arial" w:eastAsia="Arial" w:hAnsi="Arial" w:cs="Arial"/>
-          <w:color w:val="111111"/>
-        </w:rPr>
-        <w:t>consistent error semantics, and backwards-compatible versioning, enabling multiple React clients to integrate without breaking changes.</w:t>
+        <w:t>-based APIs with strict validation, consistent error semantics, and backwards-compatible versioning, enabling multiple React clients to integrate without breaking changes.</w:t>
       </w:r>
     </w:p>
     <w:p>
@@ -3608,14 +3427,8 @@
           <w:rFonts w:ascii="Arial" w:eastAsia="Arial" w:hAnsi="Arial" w:cs="Arial"/>
           <w:color w:val="111111"/>
         </w:rPr>
-        <w:t xml:space="preserve">- Designed authentication and authorization flows using OAuth2 and JWT, implementing tenant-aware RBAC checks and audit </w:t>
-      </w:r>
-      <w:r>
-        <w:rPr>
-          <w:rFonts w:ascii="Arial" w:eastAsia="Arial" w:hAnsi="Arial" w:cs="Arial"/>
-          <w:color w:val="111111"/>
-        </w:rPr>
-        <w:t>trails that met security expectations for multi-tenant environments.</w:t>
+        <w:lastRenderedPageBreak/>
+        <w:t>- Designed authentication and authorization flows using OAuth2 and JWT, implementing tenant-aware RBAC checks and audit trails that met security expectations for multi-tenant environments.</w:t>
       </w:r>
     </w:p>
     <w:p>
@@ -3645,14 +3458,7 @@
           <w:rFonts w:ascii="Arial" w:eastAsia="Arial" w:hAnsi="Arial" w:cs="Arial"/>
           <w:color w:val="111111"/>
         </w:rPr>
-        <w:t xml:space="preserve"> UI features for internal and customer dashboards, emphasizing accessibility, predictable state flows, and performance tuning that improved perceived respo</w:t>
-      </w:r>
-      <w:r>
-        <w:rPr>
-          <w:rFonts w:ascii="Arial" w:eastAsia="Arial" w:hAnsi="Arial" w:cs="Arial"/>
-          <w:color w:val="111111"/>
-        </w:rPr>
-        <w:t>nsiveness.</w:t>
+        <w:t xml:space="preserve"> UI features for internal and customer dashboards, emphasizing accessibility, predictable state flows, and performance tuning that improved perceived responsiveness.</w:t>
       </w:r>
     </w:p>
     <w:p>
@@ -3712,14 +3518,7 @@
           <w:rFonts w:ascii="Arial" w:eastAsia="Arial" w:hAnsi="Arial" w:cs="Arial"/>
           <w:color w:val="111111"/>
         </w:rPr>
-        <w:t xml:space="preserve"> performance by impro</w:t>
-      </w:r>
-      <w:r>
-        <w:rPr>
-          <w:rFonts w:ascii="Arial" w:eastAsia="Arial" w:hAnsi="Arial" w:cs="Arial"/>
-          <w:color w:val="111111"/>
-        </w:rPr>
-        <w:t>ving indexing, reducing N+1 query patterns, and introducing read-optimized access paths, resulting in lower p95 latency for key API endpoints.</w:t>
+        <w:t xml:space="preserve"> performance by improving indexing, reducing N+1 query patterns, and introducing read-optimized access paths, resulting in lower p95 latency for key API endpoints.</w:t>
       </w:r>
     </w:p>
     <w:p>
@@ -3793,14 +3592,7 @@
           <w:rFonts w:ascii="Arial" w:eastAsia="Arial" w:hAnsi="Arial" w:cs="Arial"/>
           <w:color w:val="111111"/>
         </w:rPr>
-        <w:t>- Standardized CI/CD pipelines with repeatable builds, automated checks, and gated deployments, ensuring each release shipped with consi</w:t>
-      </w:r>
-      <w:r>
-        <w:rPr>
-          <w:rFonts w:ascii="Arial" w:eastAsia="Arial" w:hAnsi="Arial" w:cs="Arial"/>
-          <w:color w:val="111111"/>
-        </w:rPr>
-        <w:t>stent quality signals and minimal manual intervention.</w:t>
+        <w:t>- Standardized CI/CD pipelines with repeatable builds, automated checks, and gated deployments, ensuring each release shipped with consistent quality signals and minimal manual intervention.</w:t>
       </w:r>
     </w:p>
     <w:p>
@@ -3838,20 +3630,17 @@
         <w:spacing w:after="40"/>
         <w:ind w:left="240"/>
         <w:jc w:val="both"/>
-      </w:pPr>
-      <w:r>
-        <w:rPr>
-          <w:rFonts w:ascii="Arial" w:eastAsia="Arial" w:hAnsi="Arial" w:cs="Arial"/>
-          <w:color w:val="111111"/>
-        </w:rPr>
-        <w:t>- Implement</w:t>
-      </w:r>
-      <w:r>
-        <w:rPr>
-          <w:rFonts w:ascii="Arial" w:eastAsia="Arial" w:hAnsi="Arial" w:cs="Arial"/>
-          <w:color w:val="111111"/>
-        </w:rPr>
-        <w:t xml:space="preserve">ed production </w:t>
+        <w:rPr>
+          <w:rFonts w:ascii="Arial" w:eastAsia="Arial" w:hAnsi="Arial" w:cs="Arial"/>
+          <w:color w:val="111111"/>
+        </w:rPr>
+      </w:pPr>
+      <w:r>
+        <w:rPr>
+          <w:rFonts w:ascii="Arial" w:eastAsia="Arial" w:hAnsi="Arial" w:cs="Arial"/>
+          <w:color w:val="111111"/>
+        </w:rPr>
+        <w:t xml:space="preserve">- Implemented production </w:t>
       </w:r>
       <w:proofErr w:type="spellStart"/>
       <w:r>
@@ -3868,6 +3657,89 @@
           <w:color w:val="111111"/>
         </w:rPr>
         <w:t xml:space="preserve"> via structured logs, actionable dashboards, and alert thresholds aligned to SLIs, improving triage speed and making failures easier to diagnose.</w:t>
+      </w:r>
+    </w:p>
+    <w:p>
+      <w:pPr>
+        <w:ind w:left="245"/>
+        <w:jc w:val="both"/>
+        <w:rPr>
+          <w:rFonts w:ascii="Arial" w:hAnsi="Arial" w:cs="Arial"/>
+        </w:rPr>
+      </w:pPr>
+      <w:r>
+        <w:rPr>
+          <w:rFonts w:ascii="Arial" w:hAnsi="Arial" w:cs="Arial"/>
+        </w:rPr>
+        <w:t xml:space="preserve">- </w:t>
+      </w:r>
+      <w:r>
+        <w:rPr>
+          <w:rFonts w:ascii="Arial" w:hAnsi="Arial" w:cs="Arial"/>
+        </w:rPr>
+        <w:t xml:space="preserve">Worked with CRM-oriented business workflows and enterprise application modules, with familiarity in customizing and supporting customer management processes in platforms such as </w:t>
+      </w:r>
+      <w:proofErr w:type="spellStart"/>
+      <w:r>
+        <w:rPr>
+          <w:rFonts w:ascii="Arial" w:hAnsi="Arial" w:cs="Arial"/>
+        </w:rPr>
+        <w:t>VTiger</w:t>
+      </w:r>
+      <w:proofErr w:type="spellEnd"/>
+      <w:r>
+        <w:rPr>
+          <w:rFonts w:ascii="Arial" w:hAnsi="Arial" w:cs="Arial"/>
+        </w:rPr>
+        <w:t xml:space="preserve"> CRM and similar systems.</w:t>
+      </w:r>
+    </w:p>
+    <w:p>
+      <w:pPr>
+        <w:ind w:left="245"/>
+        <w:jc w:val="both"/>
+        <w:rPr>
+          <w:rFonts w:ascii="Arial" w:hAnsi="Arial" w:cs="Arial"/>
+        </w:rPr>
+      </w:pPr>
+      <w:r>
+        <w:rPr>
+          <w:rFonts w:ascii="Arial" w:hAnsi="Arial" w:cs="Arial"/>
+        </w:rPr>
+        <w:t xml:space="preserve">- </w:t>
+      </w:r>
+      <w:r>
+        <w:rPr>
+          <w:rFonts w:ascii="Arial" w:hAnsi="Arial" w:cs="Arial"/>
+        </w:rPr>
+        <w:t>Applied knowledge of directory services, including LDAP and Active Directory, to support authentication, user management, role-based access, and enterprise s</w:t>
+      </w:r>
+      <w:r>
+        <w:rPr>
+          <w:rFonts w:ascii="Arial" w:hAnsi="Arial" w:cs="Arial"/>
+        </w:rPr>
+        <w:t>ystem integration requirements.</w:t>
+      </w:r>
+    </w:p>
+    <w:p>
+      <w:pPr>
+        <w:ind w:left="245"/>
+        <w:jc w:val="both"/>
+        <w:rPr>
+          <w:rFonts w:ascii="Arial" w:hAnsi="Arial" w:cs="Arial"/>
+        </w:rPr>
+      </w:pPr>
+      <w:r>
+        <w:rPr>
+          <w:rFonts w:ascii="Arial" w:hAnsi="Arial" w:cs="Arial"/>
+        </w:rPr>
+        <w:t xml:space="preserve">- </w:t>
+      </w:r>
+      <w:r>
+        <w:rPr>
+          <w:rFonts w:ascii="Arial" w:hAnsi="Arial" w:cs="Arial"/>
+        </w:rPr>
+        <w:t>Collaborated on secure business application environments requiring integration with CRM systems and directory-based identity services, improving user administration efficiency and access control consistency.</w:t>
       </w:r>
     </w:p>
     <w:p>
@@ -3881,14 +3753,23 @@
           <w:rFonts w:ascii="Arial" w:eastAsia="Arial" w:hAnsi="Arial" w:cs="Arial"/>
           <w:color w:val="111111"/>
         </w:rPr>
-        <w:t xml:space="preserve">- Partnered with product and stakeholders to translate ambiguous requirements into </w:t>
-      </w:r>
-      <w:r>
-        <w:rPr>
-          <w:rFonts w:ascii="Arial" w:eastAsia="Arial" w:hAnsi="Arial" w:cs="Arial"/>
-          <w:color w:val="111111"/>
-        </w:rPr>
-        <w:t>scoped technical plans, documenting tradeoffs and sequencing work to deliver incremental value safely.</w:t>
+        <w:t xml:space="preserve">- Partnered with product and stakeholders to translate ambiguous requirements into scoped technical plans, </w:t>
+      </w:r>
+      <w:proofErr w:type="gramStart"/>
+      <w:r>
+        <w:rPr>
+          <w:rFonts w:ascii="Arial" w:eastAsia="Arial" w:hAnsi="Arial" w:cs="Arial"/>
+          <w:color w:val="111111"/>
+        </w:rPr>
+        <w:t>documenting</w:t>
+      </w:r>
+      <w:proofErr w:type="gramEnd"/>
+      <w:r>
+        <w:rPr>
+          <w:rFonts w:ascii="Arial" w:eastAsia="Arial" w:hAnsi="Arial" w:cs="Arial"/>
+          <w:color w:val="111111"/>
+        </w:rPr>
+        <w:t xml:space="preserve"> tradeoffs and sequencing work to deliver incremental value safely.</w:t>
       </w:r>
     </w:p>
     <w:p>
@@ -3902,14 +3783,7 @@
           <w:rFonts w:ascii="Arial" w:eastAsia="Arial" w:hAnsi="Arial" w:cs="Arial"/>
           <w:color w:val="111111"/>
         </w:rPr>
-        <w:t>- Led performance investigations by profiling API hotspots and front-end rendering paths, turning noisy symptoms into concrete fixes that improved end-to</w:t>
-      </w:r>
-      <w:r>
-        <w:rPr>
-          <w:rFonts w:ascii="Arial" w:eastAsia="Arial" w:hAnsi="Arial" w:cs="Arial"/>
-          <w:color w:val="111111"/>
-        </w:rPr>
-        <w:t>-end user journey timings.</w:t>
+        <w:t>- Led performance investigations by profiling API hotspots and front-end rendering paths, turning noisy symptoms into concrete fixes that improved end-to-end user journey timings.</w:t>
       </w:r>
     </w:p>
     <w:p>
@@ -3937,14 +3811,7 @@
           <w:rFonts w:ascii="Arial" w:eastAsia="Arial" w:hAnsi="Arial" w:cs="Arial"/>
           <w:color w:val="111111"/>
         </w:rPr>
-        <w:t>- Improved operational resilience by addi</w:t>
-      </w:r>
-      <w:r>
-        <w:rPr>
-          <w:rFonts w:ascii="Arial" w:eastAsia="Arial" w:hAnsi="Arial" w:cs="Arial"/>
-          <w:color w:val="111111"/>
-        </w:rPr>
-        <w:t>ng health checks, graceful shutdown handling, and safer migration practices, reducing deployment-related incidents and shortening recovery time.</w:t>
+        <w:t>- Improved operational resilience by adding health checks, graceful shutdown handling, and safer migration practices, reducing deployment-related incidents and shortening recovery time.</w:t>
       </w:r>
     </w:p>
     <w:p>
@@ -4019,14 +3886,7 @@
           <w:rFonts w:ascii="Arial" w:eastAsia="Arial" w:hAnsi="Arial" w:cs="Arial"/>
           <w:color w:val="111111"/>
         </w:rPr>
-        <w:t>- Developed Python API services that integrated third-p</w:t>
-      </w:r>
-      <w:r>
-        <w:rPr>
-          <w:rFonts w:ascii="Arial" w:eastAsia="Arial" w:hAnsi="Arial" w:cs="Arial"/>
-          <w:color w:val="111111"/>
-        </w:rPr>
-        <w:t>arty systems through reliable adapters, adding validation, retries, and clear failure handling that improved overall data consistency.</w:t>
+        <w:t>- Developed Python API services that integrated third-party systems through reliable adapters, adding validation, retries, and clear failure handling that improved overall data consistency.</w:t>
       </w:r>
     </w:p>
     <w:p>
@@ -4040,14 +3900,7 @@
           <w:rFonts w:ascii="Arial" w:eastAsia="Arial" w:hAnsi="Arial" w:cs="Arial"/>
           <w:color w:val="111111"/>
         </w:rPr>
-        <w:t>- Built React UI modules that translated complex workflows into reusable components, keeping state predictable and reduci</w:t>
-      </w:r>
-      <w:r>
-        <w:rPr>
-          <w:rFonts w:ascii="Arial" w:eastAsia="Arial" w:hAnsi="Arial" w:cs="Arial"/>
-          <w:color w:val="111111"/>
-        </w:rPr>
-        <w:t>ng duplication across multiple product areas and teams.</w:t>
+        <w:t>- Built React UI modules that translated complex workflows into reusable components, keeping state predictable and reducing duplication across multiple product areas and teams.</w:t>
       </w:r>
     </w:p>
     <w:p>
@@ -4075,14 +3928,7 @@
           <w:rFonts w:ascii="Arial" w:eastAsia="Arial" w:hAnsi="Arial" w:cs="Arial"/>
           <w:color w:val="111111"/>
         </w:rPr>
-        <w:t xml:space="preserve">- Created </w:t>
-      </w:r>
-      <w:r>
-        <w:rPr>
-          <w:rFonts w:ascii="Arial" w:eastAsia="Arial" w:hAnsi="Arial" w:cs="Arial"/>
-          <w:color w:val="111111"/>
-        </w:rPr>
-        <w:t>secure authentication flows with token-based access and server-side authorization checks, preventing privilege leaks while maintaining a smooth user experience for legitimate users.</w:t>
+        <w:t>- Created secure authentication flows with token-based access and server-side authorization checks, preventing privilege leaks while maintaining a smooth user experience for legitimate users.</w:t>
       </w:r>
     </w:p>
     <w:p>
@@ -4096,14 +3942,7 @@
           <w:rFonts w:ascii="Arial" w:eastAsia="Arial" w:hAnsi="Arial" w:cs="Arial"/>
           <w:color w:val="111111"/>
         </w:rPr>
-        <w:t>- Improved database reliability by introducing safe migration practices an</w:t>
-      </w:r>
-      <w:r>
-        <w:rPr>
-          <w:rFonts w:ascii="Arial" w:eastAsia="Arial" w:hAnsi="Arial" w:cs="Arial"/>
-          <w:color w:val="111111"/>
-        </w:rPr>
-        <w:t>d query tuning, reducing production incidents caused by schema drift and poorly performing access patterns.</w:t>
+        <w:t>- Improved database reliability by introducing safe migration practices and query tuning, reducing production incidents caused by schema drift and poorly performing access patterns.</w:t>
       </w:r>
     </w:p>
     <w:p>
@@ -4117,14 +3956,7 @@
           <w:rFonts w:ascii="Arial" w:eastAsia="Arial" w:hAnsi="Arial" w:cs="Arial"/>
           <w:color w:val="111111"/>
         </w:rPr>
-        <w:t>- Added automated tests across critical endpoints and UI flows, focusing on boundary conditions and failure cases so releases could move faster with</w:t>
-      </w:r>
-      <w:r>
-        <w:rPr>
-          <w:rFonts w:ascii="Arial" w:eastAsia="Arial" w:hAnsi="Arial" w:cs="Arial"/>
-          <w:color w:val="111111"/>
-        </w:rPr>
-        <w:t>out sacrificing confidence.</w:t>
+        <w:t>- Added automated tests across critical endpoints and UI flows, focusing on boundary conditions and failure cases so releases could move faster without sacrificing confidence.</w:t>
       </w:r>
     </w:p>
     <w:p>
@@ -4152,14 +3984,7 @@
           <w:rFonts w:ascii="Arial" w:eastAsia="Arial" w:hAnsi="Arial" w:cs="Arial"/>
           <w:color w:val="111111"/>
         </w:rPr>
-        <w:t>- Collaborated closely with product and des</w:t>
-      </w:r>
-      <w:r>
-        <w:rPr>
-          <w:rFonts w:ascii="Arial" w:eastAsia="Arial" w:hAnsi="Arial" w:cs="Arial"/>
-          <w:color w:val="111111"/>
-        </w:rPr>
-        <w:t>ign to refine requirements, propose technical options, and ship increments that reduced scope risk while still delivering meaningful outcomes.</w:t>
+        <w:t>- Collaborated closely with product and design to refine requirements, propose technical options, and ship increments that reduced scope risk while still delivering meaningful outcomes.</w:t>
       </w:r>
     </w:p>
     <w:p>
@@ -4173,14 +3998,7 @@
           <w:rFonts w:ascii="Arial" w:eastAsia="Arial" w:hAnsi="Arial" w:cs="Arial"/>
           <w:color w:val="111111"/>
         </w:rPr>
-        <w:t>- Optimized API response payloads and client rendering costs, reducing unnecessary data transfer and improving th</w:t>
-      </w:r>
-      <w:r>
-        <w:rPr>
-          <w:rFonts w:ascii="Arial" w:eastAsia="Arial" w:hAnsi="Arial" w:cs="Arial"/>
-          <w:color w:val="111111"/>
-        </w:rPr>
-        <w:t>e responsiveness of high-usage screens under peak load.</w:t>
+        <w:t>- Optimized API response payloads and client rendering costs, reducing unnecessary data transfer and improving the responsiveness of high-usage screens under peak load.</w:t>
       </w:r>
     </w:p>
     <w:p>
@@ -4208,14 +4026,7 @@
           <w:rFonts w:ascii="Arial" w:eastAsia="Arial" w:hAnsi="Arial" w:cs="Arial"/>
           <w:color w:val="111111"/>
         </w:rPr>
-        <w:t>- Participate</w:t>
-      </w:r>
-      <w:r>
-        <w:rPr>
-          <w:rFonts w:ascii="Arial" w:eastAsia="Arial" w:hAnsi="Arial" w:cs="Arial"/>
-          <w:color w:val="111111"/>
-        </w:rPr>
-        <w:t xml:space="preserve">d in on-call style support and post-incident reviews, turning operational </w:t>
+        <w:t xml:space="preserve">- Participated in on-call style support and post-incident reviews, turning operational </w:t>
       </w:r>
       <w:proofErr w:type="spellStart"/>
       <w:r>
@@ -4255,6 +4066,7 @@
           <w:sz w:val="23"/>
           <w:szCs w:val="23"/>
         </w:rPr>
+        <w:lastRenderedPageBreak/>
         <w:t>Software Developer</w:t>
       </w:r>
     </w:p>
@@ -4306,7 +4118,6 @@
           <w:rFonts w:ascii="Arial" w:eastAsia="Arial" w:hAnsi="Arial" w:cs="Arial"/>
           <w:color w:val="111111"/>
         </w:rPr>
-        <w:lastRenderedPageBreak/>
         <w:t>- Built Python-based backend features for web applications, implementing consistent request handling, input validation, and error responses to make client integration predictable and stable.</w:t>
       </w:r>
     </w:p>
@@ -4321,14 +4132,7 @@
           <w:rFonts w:ascii="Arial" w:eastAsia="Arial" w:hAnsi="Arial" w:cs="Arial"/>
           <w:color w:val="111111"/>
         </w:rPr>
-        <w:t>- Developed early React-driven UI screens and reusable components</w:t>
-      </w:r>
-      <w:r>
-        <w:rPr>
-          <w:rFonts w:ascii="Arial" w:eastAsia="Arial" w:hAnsi="Arial" w:cs="Arial"/>
-          <w:color w:val="111111"/>
-        </w:rPr>
-        <w:t>, improving maintainability by separating concerns and standardizing patterns for layout, forms, and data rendering.</w:t>
+        <w:t>- Developed early React-driven UI screens and reusable components, improving maintainability by separating concerns and standardizing patterns for layout, forms, and data rendering.</w:t>
       </w:r>
     </w:p>
     <w:p>
@@ -4342,14 +4146,7 @@
           <w:rFonts w:ascii="Arial" w:eastAsia="Arial" w:hAnsi="Arial" w:cs="Arial"/>
           <w:color w:val="111111"/>
         </w:rPr>
-        <w:t>- Implemented REST endpoints and improved API consistency through shared response formats and clear documentation, reducing integration tim</w:t>
-      </w:r>
-      <w:r>
-        <w:rPr>
-          <w:rFonts w:ascii="Arial" w:eastAsia="Arial" w:hAnsi="Arial" w:cs="Arial"/>
-          <w:color w:val="111111"/>
-        </w:rPr>
-        <w:t>e for new features and external consumers.</w:t>
+        <w:t>- Implemented REST endpoints and improved API consistency through shared response formats and clear documentation, reducing integration time for new features and external consumers.</w:t>
       </w:r>
     </w:p>
     <w:p>
@@ -4377,14 +4174,7 @@
           <w:rFonts w:ascii="Arial" w:eastAsia="Arial" w:hAnsi="Arial" w:cs="Arial"/>
           <w:color w:val="111111"/>
         </w:rPr>
-        <w:t>- Improved page performance through caching</w:t>
-      </w:r>
-      <w:r>
-        <w:rPr>
-          <w:rFonts w:ascii="Arial" w:eastAsia="Arial" w:hAnsi="Arial" w:cs="Arial"/>
-          <w:color w:val="111111"/>
-        </w:rPr>
-        <w:t xml:space="preserve"> decisions, asset optimization, and careful rendering strategies, increasing perceived speed without sacrificing functionality or correctness.</w:t>
+        <w:t>- Improved page performance through caching decisions, asset optimization, and careful rendering strategies, increasing perceived speed without sacrificing functionality or correctness.</w:t>
       </w:r>
     </w:p>
     <w:p>
@@ -4398,14 +4188,7 @@
           <w:rFonts w:ascii="Arial" w:eastAsia="Arial" w:hAnsi="Arial" w:cs="Arial"/>
           <w:color w:val="111111"/>
         </w:rPr>
-        <w:t>- Added basic CI automation for builds and tests, shortening feedback cycles for the team and reducing the number</w:t>
-      </w:r>
-      <w:r>
-        <w:rPr>
-          <w:rFonts w:ascii="Arial" w:eastAsia="Arial" w:hAnsi="Arial" w:cs="Arial"/>
-          <w:color w:val="111111"/>
-        </w:rPr>
-        <w:t xml:space="preserve"> of defects that escaped into production releases.</w:t>
+        <w:t>- Added basic CI automation for builds and tests, shortening feedback cycles for the team and reducing the number of defects that escaped into production releases.</w:t>
       </w:r>
     </w:p>
     <w:p>
@@ -4433,14 +4216,7 @@
           <w:rFonts w:ascii="Arial" w:eastAsia="Arial" w:hAnsi="Arial" w:cs="Arial"/>
           <w:color w:val="111111"/>
         </w:rPr>
-        <w:t>- Collaborated across desig</w:t>
-      </w:r>
-      <w:r>
-        <w:rPr>
-          <w:rFonts w:ascii="Arial" w:eastAsia="Arial" w:hAnsi="Arial" w:cs="Arial"/>
-          <w:color w:val="111111"/>
-        </w:rPr>
-        <w:t>n and delivery to scope work effectively, producing incremental releases that aligned with stakeholder goals while keeping technical debt under control.</w:t>
+        <w:t>- Collaborated across design and delivery to scope work effectively, producing incremental releases that aligned with stakeholder goals while keeping technical debt under control.</w:t>
       </w:r>
     </w:p>
     <w:p>
@@ -4454,14 +4230,7 @@
           <w:rFonts w:ascii="Arial" w:eastAsia="Arial" w:hAnsi="Arial" w:cs="Arial"/>
           <w:color w:val="111111"/>
         </w:rPr>
-        <w:t>- Supported production troubleshooting by reproducing issues locally, analyzing logs, and delivering ta</w:t>
-      </w:r>
-      <w:r>
-        <w:rPr>
-          <w:rFonts w:ascii="Arial" w:eastAsia="Arial" w:hAnsi="Arial" w:cs="Arial"/>
-          <w:color w:val="111111"/>
-        </w:rPr>
-        <w:t>rgeted fixes, which improved stability and reduced recurring support requests.</w:t>
+        <w:t>- Supported production troubleshooting by reproducing issues locally, analyzing logs, and delivering targeted fixes, which improved stability and reduced recurring support requests.</w:t>
       </w:r>
     </w:p>
     <w:p>
@@ -4523,14 +4292,7 @@
           <w:rFonts w:ascii="Arial" w:eastAsia="Arial" w:hAnsi="Arial" w:cs="Arial"/>
           <w:color w:val="111111"/>
         </w:rPr>
-        <w:t>- Implemented backend features and UI workflows for web applications, focusing on correct data han</w:t>
-      </w:r>
-      <w:r>
-        <w:rPr>
-          <w:rFonts w:ascii="Arial" w:eastAsia="Arial" w:hAnsi="Arial" w:cs="Arial"/>
-          <w:color w:val="111111"/>
-        </w:rPr>
-        <w:t>dling and clear user interactions while learning disciplined delivery practices.</w:t>
+        <w:t>- Implemented backend features and UI workflows for web applications, focusing on correct data handling and clear user interactions while learning disciplined delivery practices.</w:t>
       </w:r>
     </w:p>
     <w:p>
@@ -4544,14 +4306,7 @@
           <w:rFonts w:ascii="Arial" w:eastAsia="Arial" w:hAnsi="Arial" w:cs="Arial"/>
           <w:color w:val="111111"/>
         </w:rPr>
-        <w:t>- Built interactive browser experiences using JavaScript, HTML, and CSS, progressively introducing component-like patterns that made changes safer and reduced accidental regre</w:t>
-      </w:r>
-      <w:r>
-        <w:rPr>
-          <w:rFonts w:ascii="Arial" w:eastAsia="Arial" w:hAnsi="Arial" w:cs="Arial"/>
-          <w:color w:val="111111"/>
-        </w:rPr>
-        <w:t>ssions.</w:t>
+        <w:t>- Built interactive browser experiences using JavaScript, HTML, and CSS, progressively introducing component-like patterns that made changes safer and reduced accidental regressions.</w:t>
       </w:r>
     </w:p>
     <w:p>
@@ -4579,14 +4334,7 @@
           <w:rFonts w:ascii="Arial" w:eastAsia="Arial" w:hAnsi="Arial" w:cs="Arial"/>
           <w:color w:val="111111"/>
         </w:rPr>
-        <w:t>- Assisted with database-backed features by writing queries and basic data mo</w:t>
-      </w:r>
-      <w:r>
-        <w:rPr>
-          <w:rFonts w:ascii="Arial" w:eastAsia="Arial" w:hAnsi="Arial" w:cs="Arial"/>
-          <w:color w:val="111111"/>
-        </w:rPr>
-        <w:t>dels, improving correctness through careful edge-case handling and practical debugging techniques.</w:t>
+        <w:t>- Assisted with database-backed features by writing queries and basic data models, improving correctness through careful edge-case handling and practical debugging techniques.</w:t>
       </w:r>
     </w:p>
     <w:p>
@@ -4600,14 +4348,7 @@
           <w:rFonts w:ascii="Arial" w:eastAsia="Arial" w:hAnsi="Arial" w:cs="Arial"/>
           <w:color w:val="111111"/>
         </w:rPr>
-        <w:t xml:space="preserve">- Improved reliability by adding logging and simple health checks, making it easier to identify failures in production and reducing time spent guessing root </w:t>
-      </w:r>
-      <w:r>
-        <w:rPr>
-          <w:rFonts w:ascii="Arial" w:eastAsia="Arial" w:hAnsi="Arial" w:cs="Arial"/>
-          <w:color w:val="111111"/>
-        </w:rPr>
-        <w:t>causes.</w:t>
+        <w:t>- Improved reliability by adding logging and simple health checks, making it easier to identify failures in production and reducing time spent guessing root causes.</w:t>
       </w:r>
     </w:p>
     <w:p>
@@ -4635,14 +4376,7 @@
           <w:rFonts w:ascii="Arial" w:eastAsia="Arial" w:hAnsi="Arial" w:cs="Arial"/>
           <w:color w:val="111111"/>
         </w:rPr>
-        <w:t xml:space="preserve">- Helped troubleshoot production issues by reproducing problems, validating </w:t>
-      </w:r>
-      <w:r>
-        <w:rPr>
-          <w:rFonts w:ascii="Arial" w:eastAsia="Arial" w:hAnsi="Arial" w:cs="Arial"/>
-          <w:color w:val="111111"/>
-        </w:rPr>
-        <w:t>fixes, and documenting outcomes, contributing to a smoother release process and fewer repeat incidents.</w:t>
+        <w:t>- Helped troubleshoot production issues by reproducing problems, validating fixes, and documenting outcomes, contributing to a smoother release process and fewer repeat incidents.</w:t>
       </w:r>
     </w:p>
     <w:p>
@@ -5716,4 +5450,16 @@
   <a:objectDefaults/>
   <a:extraClrSchemeLst/>
 </a:theme>
+</file>
+
+<file path=customXml/item1.xml><?xml version="1.0" encoding="utf-8"?>
+<b:Sources xmlns:b="http://schemas.openxmlformats.org/officeDocument/2006/bibliography" xmlns="http://schemas.openxmlformats.org/officeDocument/2006/bibliography" SelectedStyle="\APA.XSL" StyleName="APA"/>
+</file>
+
+<file path=customXml/itemProps1.xml><?xml version="1.0" encoding="utf-8"?>
+<ds:datastoreItem xmlns:ds="http://schemas.openxmlformats.org/officeDocument/2006/customXml" ds:itemID="{8F00E4F6-FDC8-4F41-8E89-60E55FD5F9EB}">
+  <ds:schemaRefs>
+    <ds:schemaRef ds:uri="http://schemas.openxmlformats.org/officeDocument/2006/bibliography"/>
+  </ds:schemaRefs>
+</ds:datastoreItem>
 </file>